--- a/src/templates/template_Purchase_Contract.docx
+++ b/src/templates/template_Purchase_Contract.docx
@@ -27,10 +27,10 @@
         <mc:AlternateContent>
           <mc:Choice Requires="wps">
             <w:drawing>
-              <wp:anchor distT="0" distB="0" distL="114300" distR="114300" simplePos="0" relativeHeight="251660288" behindDoc="0" locked="0" layoutInCell="1" allowOverlap="1" wp14:anchorId="1DB04DF8" wp14:editId="64AA7E3A">
+              <wp:anchor distT="0" distB="0" distL="114300" distR="114300" simplePos="0" relativeHeight="251660288" behindDoc="0" locked="0" layoutInCell="1" allowOverlap="1" wp14:anchorId="1DB04DF8" wp14:editId="488784B0">
                 <wp:simplePos x="0" y="0"/>
-                <wp:positionH relativeFrom="column">
-                  <wp:posOffset>2228850</wp:posOffset>
+                <wp:positionH relativeFrom="margin">
+                  <wp:align>right</wp:align>
                 </wp:positionH>
                 <wp:positionV relativeFrom="paragraph">
                   <wp:posOffset>-252730</wp:posOffset>
@@ -81,7 +81,15 @@
                               </w:rPr>
                             </w:pPr>
                             <w:r>
-                              <w:t>{#header_show}{#header_logo_only}</w:t>
+                              <w:t>{#header_</w:t>
+                            </w:r>
+                            <w:proofErr w:type="gramStart"/>
+                            <w:r>
+                              <w:t>show}{</w:t>
+                            </w:r>
+                            <w:proofErr w:type="gramEnd"/>
+                            <w:r>
+                              <w:t>#header_logo_only}</w:t>
                             </w:r>
                             <w:r>
                               <w:t>{</w:t>
@@ -285,6 +293,7 @@
                                 <w:lang w:val="en-US"/>
                               </w:rPr>
                             </w:pPr>
+                            <w:proofErr w:type="gramStart"/>
                             <w:r>
                               <w:rPr>
                                 <w:b/>
@@ -302,6 +311,7 @@
                               <w:t>{</w:t>
                             </w:r>
                             <w:proofErr w:type="spellStart"/>
+                            <w:proofErr w:type="gramEnd"/>
                             <w:r>
                               <w:rPr>
                                 <w:sz w:val="14"/>
@@ -547,7 +557,7 @@
                 <v:stroke joinstyle="miter"/>
                 <v:path gradientshapeok="t" o:connecttype="rect"/>
               </v:shapetype>
-              <v:shape id="Text Box 5" o:spid="_x0000_s1026" type="#_x0000_t202" style="position:absolute;margin-left:175.5pt;margin-top:-19.9pt;width:385.5pt;height:144.75pt;z-index:251660288;visibility:visible;mso-wrap-style:square;mso-width-percent:0;mso-wrap-distance-left:9pt;mso-wrap-distance-top:0;mso-wrap-distance-right:9pt;mso-wrap-distance-bottom:0;mso-position-horizontal:absolute;mso-position-horizontal-relative:text;mso-position-vertical:absolute;mso-position-vertical-relative:text;mso-width-percent:0;mso-width-relative:margin;v-text-anchor:top" o:gfxdata="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" filled="f" stroked="f">
+              <v:shape id="Text Box 5" o:spid="_x0000_s1026" type="#_x0000_t202" style="position:absolute;margin-left:334.3pt;margin-top:-19.9pt;width:385.5pt;height:144.75pt;z-index:251660288;visibility:visible;mso-wrap-style:square;mso-width-percent:0;mso-wrap-distance-left:9pt;mso-wrap-distance-top:0;mso-wrap-distance-right:9pt;mso-wrap-distance-bottom:0;mso-position-horizontal:right;mso-position-horizontal-relative:margin;mso-position-vertical:absolute;mso-position-vertical-relative:text;mso-width-percent:0;mso-width-relative:margin;v-text-anchor:top" o:gfxdata="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" filled="f" stroked="f">
                 <v:textbox>
                   <w:txbxContent>
                     <w:p>
@@ -558,15 +568,7 @@
                         </w:rPr>
                       </w:pPr>
                       <w:r>
-                        <w:t>{#header_</w:t>
-                      </w:r>
-                      <w:proofErr w:type="gramStart"/>
-                      <w:r>
-                        <w:t>show}{</w:t>
-                      </w:r>
-                      <w:proofErr w:type="gramEnd"/>
-                      <w:r>
-                        <w:t>#header_logo_only}</w:t>
+                        <w:t>{#header_show}{#header_logo_only}</w:t>
                       </w:r>
                       <w:r>
                         <w:t>{</w:t>
@@ -770,7 +772,6 @@
                           <w:lang w:val="en-US"/>
                         </w:rPr>
                       </w:pPr>
-                      <w:proofErr w:type="gramStart"/>
                       <w:r>
                         <w:rPr>
                           <w:b/>
@@ -788,7 +789,6 @@
                         <w:t>{</w:t>
                       </w:r>
                       <w:proofErr w:type="spellStart"/>
-                      <w:proofErr w:type="gramEnd"/>
                       <w:r>
                         <w:rPr>
                           <w:sz w:val="14"/>
@@ -1013,6 +1013,7 @@
                     </w:p>
                   </w:txbxContent>
                 </v:textbox>
+                <w10:wrap anchorx="margin"/>
               </v:shape>
             </w:pict>
           </mc:Fallback>
@@ -1073,7 +1074,15 @@
                         <w:txbxContent>
                           <w:p>
                             <w:r>
-                              <w:t>{#header_show}{#header_logo_only}</w:t>
+                              <w:t>{#header_</w:t>
+                            </w:r>
+                            <w:proofErr w:type="gramStart"/>
+                            <w:r>
+                              <w:t>show}{</w:t>
+                            </w:r>
+                            <w:proofErr w:type="gramEnd"/>
+                            <w:r>
+                              <w:t>#header_logo_only}</w:t>
                             </w:r>
                             <w:r>
                               <w:t>{%header_logo}</w:t>
@@ -1207,12 +1216,12 @@
         <w:autoSpaceDE w:val="0"/>
         <w:autoSpaceDN w:val="0"/>
         <w:adjustRightInd w:val="0"/>
-        <w:jc w:val="center"/>
         <w:rPr>
           <w:b/>
           <w:bCs/>
           <w:sz w:val="32"/>
           <w:szCs w:val="32"/>
+          <w:lang w:val="ru-RU"/>
         </w:rPr>
       </w:pPr>
     </w:p>
@@ -1227,6 +1236,7 @@
           <w:bCs/>
           <w:sz w:val="32"/>
           <w:szCs w:val="32"/>
+          <w:lang w:val="ru-RU"/>
         </w:rPr>
       </w:pPr>
     </w:p>
@@ -1351,7 +1361,15 @@
                 <w:sz w:val="26"/>
                 <w:szCs w:val="26"/>
               </w:rPr>
-              <w:t>__c</w:t>
+              <w:t>__</w:t>
+            </w:r>
+            <w:proofErr w:type="gramStart"/>
+            <w:r>
+              <w:rPr>
+                <w:sz w:val="26"/>
+                <w:szCs w:val="26"/>
+              </w:rPr>
+              <w:t>c</w:t>
             </w:r>
             <w:r>
               <w:rPr>
@@ -1367,7 +1385,16 @@
                 <w:szCs w:val="26"/>
                 <w:lang w:val="en-US"/>
               </w:rPr>
-              <w:t>Contract_Date__c</w:t>
+              <w:t>Contract</w:t>
+            </w:r>
+            <w:proofErr w:type="gramEnd"/>
+            <w:r>
+              <w:rPr>
+                <w:sz w:val="26"/>
+                <w:szCs w:val="26"/>
+                <w:lang w:val="en-US"/>
+              </w:rPr>
+              <w:t>_Date__c</w:t>
             </w:r>
             <w:proofErr w:type="spellEnd"/>
             <w:r>
@@ -1417,6 +1444,7 @@
               <w:t>{Contract__</w:t>
             </w:r>
             <w:proofErr w:type="spellStart"/>
+            <w:proofErr w:type="gramStart"/>
             <w:r>
               <w:rPr>
                 <w:bCs/>
@@ -1427,6 +1455,7 @@
               <w:t>c.Name</w:t>
             </w:r>
             <w:proofErr w:type="spellEnd"/>
+            <w:proofErr w:type="gramEnd"/>
             <w:r>
               <w:rPr>
                 <w:bCs/>
@@ -1544,7 +1573,11 @@
             </w:r>
             <w:proofErr w:type="spellStart"/>
             <w:r>
-              <w:t>Account__c</w:t>
+              <w:t>Account__</w:t>
+            </w:r>
+            <w:proofErr w:type="gramStart"/>
+            <w:r>
+              <w:t>c</w:t>
             </w:r>
             <w:proofErr w:type="spellEnd"/>
             <w:r>
@@ -1556,7 +1589,44 @@
               </w:rPr>
               <w:t>Name</w:t>
             </w:r>
-            <w:r>
+            <w:proofErr w:type="gramEnd"/>
+            <w:r>
+              <w:t>}</w:t>
+            </w:r>
+          </w:p>
+          <w:p/>
+          <w:p>
+            <w:pPr>
+              <w:rPr>
+                <w:lang w:val="en-US"/>
+              </w:rPr>
+            </w:pPr>
+            <w:r>
+              <w:rPr>
+                <w:lang w:val="en-US"/>
+              </w:rPr>
+              <w:t>{</w:t>
+            </w:r>
+            <w:r>
+              <w:rPr>
+                <w:lang w:val="en-US"/>
+              </w:rPr>
+              <w:t>Account__</w:t>
+            </w:r>
+            <w:proofErr w:type="spellStart"/>
+            <w:proofErr w:type="gramStart"/>
+            <w:r>
+              <w:rPr>
+                <w:lang w:val="en-US"/>
+              </w:rPr>
+              <w:t>c.BillingStreet</w:t>
+            </w:r>
+            <w:proofErr w:type="spellEnd"/>
+            <w:proofErr w:type="gramEnd"/>
+            <w:r>
+              <w:rPr>
+                <w:lang w:val="en-US"/>
+              </w:rPr>
               <w:t>}</w:t>
             </w:r>
           </w:p>
@@ -1566,32 +1636,6 @@
                 <w:lang w:val="en-US"/>
               </w:rPr>
             </w:pPr>
-            <w:r>
-              <w:rPr>
-                <w:lang w:val="en-US"/>
-              </w:rPr>
-              <w:t>{</w:t>
-            </w:r>
-            <w:r>
-              <w:rPr>
-                <w:lang w:val="en-US"/>
-              </w:rPr>
-              <w:t>Account__</w:t>
-            </w:r>
-            <w:proofErr w:type="spellStart"/>
-            <w:r>
-              <w:rPr>
-                <w:lang w:val="en-US"/>
-              </w:rPr>
-              <w:t>c.BillingStreet</w:t>
-            </w:r>
-            <w:proofErr w:type="spellEnd"/>
-            <w:r>
-              <w:rPr>
-                <w:lang w:val="en-US"/>
-              </w:rPr>
-              <w:t>}</w:t>
-            </w:r>
           </w:p>
           <w:p>
             <w:pPr>
@@ -1612,6 +1656,7 @@
               <w:t>Account__</w:t>
             </w:r>
             <w:proofErr w:type="spellStart"/>
+            <w:proofErr w:type="gramStart"/>
             <w:r>
               <w:rPr>
                 <w:lang w:val="en-US"/>
@@ -1619,6 +1664,7 @@
               <w:t>c.BillingPostalCode</w:t>
             </w:r>
             <w:proofErr w:type="spellEnd"/>
+            <w:proofErr w:type="gramEnd"/>
             <w:r>
               <w:rPr>
                 <w:lang w:val="en-US"/>
@@ -1679,7 +1725,16 @@
                 <w:szCs w:val="26"/>
                 <w:lang w:val="ru-RU"/>
               </w:rPr>
-              <w:t>__с</w:t>
+              <w:t>__</w:t>
+            </w:r>
+            <w:proofErr w:type="gramStart"/>
+            <w:r>
+              <w:rPr>
+                <w:sz w:val="26"/>
+                <w:szCs w:val="26"/>
+                <w:lang w:val="ru-RU"/>
+              </w:rPr>
+              <w:t>с</w:t>
             </w:r>
             <w:r>
               <w:rPr>
@@ -1697,6 +1752,7 @@
               <w:t>AccountNumber</w:t>
             </w:r>
             <w:proofErr w:type="spellEnd"/>
+            <w:proofErr w:type="gramEnd"/>
             <w:r>
               <w:rPr>
                 <w:sz w:val="26"/>
@@ -1769,6 +1825,7 @@
               <w:t>{Commodity__</w:t>
             </w:r>
             <w:proofErr w:type="spellStart"/>
+            <w:proofErr w:type="gramStart"/>
             <w:r>
               <w:rPr>
                 <w:sz w:val="26"/>
@@ -1777,6 +1834,7 @@
               <w:t>c.Name</w:t>
             </w:r>
             <w:proofErr w:type="spellEnd"/>
+            <w:proofErr w:type="gramEnd"/>
             <w:r>
               <w:rPr>
                 <w:sz w:val="26"/>
@@ -1832,14 +1890,30 @@
                 <w:sz w:val="26"/>
                 <w:szCs w:val="26"/>
               </w:rPr>
-              <w:t>Contract__c.</w:t>
-            </w:r>
-            <w:r>
-              <w:rPr>
-                <w:sz w:val="26"/>
-                <w:szCs w:val="26"/>
-              </w:rPr>
-              <w:t>Quantity__c</w:t>
+              <w:t>Contract__</w:t>
+            </w:r>
+            <w:proofErr w:type="gramStart"/>
+            <w:r>
+              <w:rPr>
+                <w:sz w:val="26"/>
+                <w:szCs w:val="26"/>
+              </w:rPr>
+              <w:t>c.</w:t>
+            </w:r>
+            <w:r>
+              <w:rPr>
+                <w:sz w:val="26"/>
+                <w:szCs w:val="26"/>
+              </w:rPr>
+              <w:t>Quantity</w:t>
+            </w:r>
+            <w:proofErr w:type="gramEnd"/>
+            <w:r>
+              <w:rPr>
+                <w:sz w:val="26"/>
+                <w:szCs w:val="26"/>
+              </w:rPr>
+              <w:t>__c</w:t>
             </w:r>
             <w:proofErr w:type="spellEnd"/>
             <w:r>
@@ -1894,7 +1968,23 @@
                 <w:sz w:val="26"/>
                 <w:szCs w:val="26"/>
               </w:rPr>
-              <w:t>Contract__c.Price__c</w:t>
+              <w:t>Contract__</w:t>
+            </w:r>
+            <w:proofErr w:type="gramStart"/>
+            <w:r>
+              <w:rPr>
+                <w:sz w:val="26"/>
+                <w:szCs w:val="26"/>
+              </w:rPr>
+              <w:t>c.Price</w:t>
+            </w:r>
+            <w:proofErr w:type="gramEnd"/>
+            <w:r>
+              <w:rPr>
+                <w:sz w:val="26"/>
+                <w:szCs w:val="26"/>
+              </w:rPr>
+              <w:t>__c</w:t>
             </w:r>
             <w:proofErr w:type="spellEnd"/>
             <w:r>
@@ -1949,14 +2039,30 @@
                 <w:sz w:val="26"/>
                 <w:szCs w:val="26"/>
               </w:rPr>
-              <w:t>Contract__c.</w:t>
-            </w:r>
-            <w:r>
-              <w:rPr>
-                <w:sz w:val="26"/>
-                <w:szCs w:val="26"/>
-              </w:rPr>
-              <w:t>Quality__c</w:t>
+              <w:t>Contract__</w:t>
+            </w:r>
+            <w:proofErr w:type="gramStart"/>
+            <w:r>
+              <w:rPr>
+                <w:sz w:val="26"/>
+                <w:szCs w:val="26"/>
+              </w:rPr>
+              <w:t>c.</w:t>
+            </w:r>
+            <w:r>
+              <w:rPr>
+                <w:sz w:val="26"/>
+                <w:szCs w:val="26"/>
+              </w:rPr>
+              <w:t>Quality</w:t>
+            </w:r>
+            <w:proofErr w:type="gramEnd"/>
+            <w:r>
+              <w:rPr>
+                <w:sz w:val="26"/>
+                <w:szCs w:val="26"/>
+              </w:rPr>
+              <w:t>__c</w:t>
             </w:r>
             <w:proofErr w:type="spellEnd"/>
             <w:r>
@@ -2011,14 +2117,30 @@
                 <w:sz w:val="26"/>
                 <w:szCs w:val="26"/>
               </w:rPr>
-              <w:t>Contract__c.</w:t>
-            </w:r>
-            <w:r>
-              <w:rPr>
-                <w:sz w:val="26"/>
-                <w:szCs w:val="26"/>
-              </w:rPr>
-              <w:t>Position__c</w:t>
+              <w:t>Contract__</w:t>
+            </w:r>
+            <w:proofErr w:type="gramStart"/>
+            <w:r>
+              <w:rPr>
+                <w:sz w:val="26"/>
+                <w:szCs w:val="26"/>
+              </w:rPr>
+              <w:t>c.</w:t>
+            </w:r>
+            <w:r>
+              <w:rPr>
+                <w:sz w:val="26"/>
+                <w:szCs w:val="26"/>
+              </w:rPr>
+              <w:t>Position</w:t>
+            </w:r>
+            <w:proofErr w:type="gramEnd"/>
+            <w:r>
+              <w:rPr>
+                <w:sz w:val="26"/>
+                <w:szCs w:val="26"/>
+              </w:rPr>
+              <w:t>__c</w:t>
             </w:r>
             <w:proofErr w:type="spellEnd"/>
             <w:r>
@@ -2076,14 +2198,30 @@
                 <w:sz w:val="26"/>
                 <w:szCs w:val="26"/>
               </w:rPr>
-              <w:t>Contract__c.</w:t>
-            </w:r>
-            <w:r>
-              <w:rPr>
-                <w:sz w:val="26"/>
-                <w:szCs w:val="26"/>
-              </w:rPr>
-              <w:t>Delivery__c</w:t>
+              <w:t>Contract__</w:t>
+            </w:r>
+            <w:proofErr w:type="gramStart"/>
+            <w:r>
+              <w:rPr>
+                <w:sz w:val="26"/>
+                <w:szCs w:val="26"/>
+              </w:rPr>
+              <w:t>c.</w:t>
+            </w:r>
+            <w:r>
+              <w:rPr>
+                <w:sz w:val="26"/>
+                <w:szCs w:val="26"/>
+              </w:rPr>
+              <w:t>Delivery</w:t>
+            </w:r>
+            <w:proofErr w:type="gramEnd"/>
+            <w:r>
+              <w:rPr>
+                <w:sz w:val="26"/>
+                <w:szCs w:val="26"/>
+              </w:rPr>
+              <w:t>__c</w:t>
             </w:r>
             <w:proofErr w:type="spellEnd"/>
             <w:r>
@@ -2138,14 +2276,30 @@
                 <w:sz w:val="26"/>
                 <w:szCs w:val="26"/>
               </w:rPr>
-              <w:t>Contract__c.</w:t>
-            </w:r>
-            <w:r>
-              <w:rPr>
-                <w:sz w:val="26"/>
-                <w:szCs w:val="26"/>
-              </w:rPr>
-              <w:t>Payment_terms__c</w:t>
+              <w:t>Contract__</w:t>
+            </w:r>
+            <w:proofErr w:type="gramStart"/>
+            <w:r>
+              <w:rPr>
+                <w:sz w:val="26"/>
+                <w:szCs w:val="26"/>
+              </w:rPr>
+              <w:t>c.</w:t>
+            </w:r>
+            <w:r>
+              <w:rPr>
+                <w:sz w:val="26"/>
+                <w:szCs w:val="26"/>
+              </w:rPr>
+              <w:t>Payment</w:t>
+            </w:r>
+            <w:proofErr w:type="gramEnd"/>
+            <w:r>
+              <w:rPr>
+                <w:sz w:val="26"/>
+                <w:szCs w:val="26"/>
+              </w:rPr>
+              <w:t>_terms__c</w:t>
             </w:r>
             <w:proofErr w:type="spellEnd"/>
             <w:r>
@@ -3267,6 +3421,7 @@
   <w:style w:type="character" w:default="1" w:styleId="DefaultParagraphFont">
     <w:name w:val="Default Paragraph Font"/>
     <w:uiPriority w:val="1"/>
+    <w:semiHidden/>
     <w:unhideWhenUsed/>
   </w:style>
   <w:style w:type="table" w:default="1" w:styleId="TableNormal">

--- a/src/templates/template_Purchase_Contract.docx
+++ b/src/templates/template_Purchase_Contract.docx
@@ -251,11 +251,21 @@
                             </w:pPr>
                             <w:r>
                               <w:rPr>
-                                <w:sz w:val="14"/>
-                                <w:szCs w:val="14"/>
-                                <w:lang w:val="en-US"/>
-                              </w:rPr>
-                              <w:t xml:space="preserve">Telephone: </w:t>
+                                <w:b/>
+                                <w:bCs/>
+                                <w:sz w:val="14"/>
+                                <w:szCs w:val="14"/>
+                                <w:lang w:val="en-US"/>
+                              </w:rPr>
+                              <w:t>Telephone:</w:t>
+                            </w:r>
+                            <w:r>
+                              <w:rPr>
+                                <w:sz w:val="14"/>
+                                <w:szCs w:val="14"/>
+                                <w:lang w:val="en-US"/>
+                              </w:rPr>
+                              <w:t xml:space="preserve"> </w:t>
                             </w:r>
                             <w:r>
                               <w:rPr>
@@ -293,7 +303,6 @@
                                 <w:lang w:val="en-US"/>
                               </w:rPr>
                             </w:pPr>
-                            <w:proofErr w:type="gramStart"/>
                             <w:r>
                               <w:rPr>
                                 <w:b/>
@@ -304,6 +313,15 @@
                             </w:r>
                             <w:r>
                               <w:rPr>
+                                <w:b/>
+                                <w:sz w:val="14"/>
+                                <w:szCs w:val="14"/>
+                                <w:lang w:val="ru-RU"/>
+                              </w:rPr>
+                              <w:t xml:space="preserve"> </w:t>
+                            </w:r>
+                            <w:r>
+                              <w:rPr>
                                 <w:sz w:val="14"/>
                                 <w:szCs w:val="14"/>
                                 <w:lang w:val="en-US"/>
@@ -311,7 +329,6 @@
                               <w:t>{</w:t>
                             </w:r>
                             <w:proofErr w:type="spellStart"/>
-                            <w:proofErr w:type="gramEnd"/>
                             <w:r>
                               <w:rPr>
                                 <w:sz w:val="14"/>
@@ -351,6 +368,8 @@
                             </w:pPr>
                             <w:r>
                               <w:rPr>
+                                <w:b/>
+                                <w:bCs/>
                                 <w:sz w:val="14"/>
                                 <w:szCs w:val="14"/>
                                 <w:lang w:val="en-US"/>
@@ -568,7 +587,15 @@
                         </w:rPr>
                       </w:pPr>
                       <w:r>
-                        <w:t>{#header_show}{#header_logo_only}</w:t>
+                        <w:t>{#header_</w:t>
+                      </w:r>
+                      <w:proofErr w:type="gramStart"/>
+                      <w:r>
+                        <w:t>show}{</w:t>
+                      </w:r>
+                      <w:proofErr w:type="gramEnd"/>
+                      <w:r>
+                        <w:t>#header_logo_only}</w:t>
                       </w:r>
                       <w:r>
                         <w:t>{</w:t>
@@ -730,11 +757,21 @@
                       </w:pPr>
                       <w:r>
                         <w:rPr>
-                          <w:sz w:val="14"/>
-                          <w:szCs w:val="14"/>
-                          <w:lang w:val="en-US"/>
-                        </w:rPr>
-                        <w:t xml:space="preserve">Telephone: </w:t>
+                          <w:b/>
+                          <w:bCs/>
+                          <w:sz w:val="14"/>
+                          <w:szCs w:val="14"/>
+                          <w:lang w:val="en-US"/>
+                        </w:rPr>
+                        <w:t>Telephone:</w:t>
+                      </w:r>
+                      <w:r>
+                        <w:rPr>
+                          <w:sz w:val="14"/>
+                          <w:szCs w:val="14"/>
+                          <w:lang w:val="en-US"/>
+                        </w:rPr>
+                        <w:t xml:space="preserve"> </w:t>
                       </w:r>
                       <w:r>
                         <w:rPr>
@@ -779,6 +816,15 @@
                           <w:szCs w:val="14"/>
                         </w:rPr>
                         <w:t>Fax:</w:t>
+                      </w:r>
+                      <w:r>
+                        <w:rPr>
+                          <w:b/>
+                          <w:sz w:val="14"/>
+                          <w:szCs w:val="14"/>
+                          <w:lang w:val="ru-RU"/>
+                        </w:rPr>
+                        <w:t xml:space="preserve"> </w:t>
                       </w:r>
                       <w:r>
                         <w:rPr>
@@ -828,6 +874,8 @@
                       </w:pPr>
                       <w:r>
                         <w:rPr>
+                          <w:b/>
+                          <w:bCs/>
                           <w:sz w:val="14"/>
                           <w:szCs w:val="14"/>
                           <w:lang w:val="en-US"/>
@@ -1352,40 +1400,18 @@
               <w:rPr>
                 <w:sz w:val="26"/>
                 <w:szCs w:val="26"/>
-              </w:rPr>
-              <w:t>Сontract</w:t>
-            </w:r>
-            <w:proofErr w:type="spellEnd"/>
-            <w:r>
-              <w:rPr>
-                <w:sz w:val="26"/>
-                <w:szCs w:val="26"/>
-              </w:rPr>
-              <w:t>__</w:t>
+                <w:lang w:val="en-US"/>
+              </w:rPr>
+              <w:t>Contract__</w:t>
             </w:r>
             <w:proofErr w:type="gramStart"/>
             <w:r>
               <w:rPr>
                 <w:sz w:val="26"/>
                 <w:szCs w:val="26"/>
-              </w:rPr>
-              <w:t>c</w:t>
-            </w:r>
-            <w:r>
-              <w:rPr>
-                <w:sz w:val="26"/>
-                <w:szCs w:val="26"/>
-              </w:rPr>
-              <w:t>.</w:t>
-            </w:r>
-            <w:proofErr w:type="spellStart"/>
-            <w:r>
-              <w:rPr>
-                <w:sz w:val="26"/>
-                <w:szCs w:val="26"/>
                 <w:lang w:val="en-US"/>
               </w:rPr>
-              <w:t>Contract</w:t>
+              <w:t>c.Contract</w:t>
             </w:r>
             <w:proofErr w:type="gramEnd"/>
             <w:r>
@@ -1708,8 +1734,7 @@
           <w:p>
             <w:pPr>
               <w:rPr>
-                <w:sz w:val="26"/>
-                <w:szCs w:val="26"/>
+                <w:lang w:val="en-US"/>
               </w:rPr>
             </w:pPr>
             <w:r>
@@ -1717,39 +1742,21 @@
                 <w:sz w:val="26"/>
                 <w:szCs w:val="26"/>
               </w:rPr>
-              <w:t>{Account</w:t>
-            </w:r>
-            <w:r>
-              <w:rPr>
-                <w:sz w:val="26"/>
-                <w:szCs w:val="26"/>
-                <w:lang w:val="ru-RU"/>
-              </w:rPr>
-              <w:t>__</w:t>
-            </w:r>
+              <w:t>{</w:t>
+            </w:r>
+            <w:r>
+              <w:rPr>
+                <w:lang w:val="en-US"/>
+              </w:rPr>
+              <w:t>Account__</w:t>
+            </w:r>
+            <w:proofErr w:type="spellStart"/>
             <w:proofErr w:type="gramStart"/>
             <w:r>
               <w:rPr>
-                <w:sz w:val="26"/>
-                <w:szCs w:val="26"/>
-                <w:lang w:val="ru-RU"/>
-              </w:rPr>
-              <w:t>с</w:t>
-            </w:r>
-            <w:r>
-              <w:rPr>
-                <w:sz w:val="26"/>
-                <w:szCs w:val="26"/>
-              </w:rPr>
-              <w:t>.</w:t>
-            </w:r>
-            <w:proofErr w:type="spellStart"/>
-            <w:r>
-              <w:rPr>
-                <w:sz w:val="26"/>
-                <w:szCs w:val="26"/>
-              </w:rPr>
-              <w:t>AccountNumber</w:t>
+                <w:lang w:val="en-US"/>
+              </w:rPr>
+              <w:t>c.AccountNumber</w:t>
             </w:r>
             <w:proofErr w:type="spellEnd"/>
             <w:proofErr w:type="gramEnd"/>
@@ -1976,7 +1983,14 @@
                 <w:sz w:val="26"/>
                 <w:szCs w:val="26"/>
               </w:rPr>
-              <w:t>c.Price</w:t>
+              <w:t>c.</w:t>
+            </w:r>
+            <w:r>
+              <w:rPr>
+                <w:sz w:val="26"/>
+                <w:szCs w:val="26"/>
+              </w:rPr>
+              <w:t>Price</w:t>
             </w:r>
             <w:proofErr w:type="gramEnd"/>
             <w:r>
@@ -1984,7 +1998,7 @@
                 <w:sz w:val="26"/>
                 <w:szCs w:val="26"/>
               </w:rPr>
-              <w:t>__c</w:t>
+              <w:t>_Value__c</w:t>
             </w:r>
             <w:proofErr w:type="spellEnd"/>
             <w:r>

--- a/src/templates/template_Purchase_Contract.docx
+++ b/src/templates/template_Purchase_Contract.docx
@@ -27,7 +27,7 @@
         <mc:AlternateContent>
           <mc:Choice Requires="wps">
             <w:drawing>
-              <wp:anchor distT="0" distB="0" distL="114300" distR="114300" simplePos="0" relativeHeight="251660288" behindDoc="0" locked="0" layoutInCell="1" allowOverlap="1" wp14:anchorId="1DB04DF8" wp14:editId="488784B0">
+              <wp:anchor distT="0" distB="0" distL="114300" distR="114300" simplePos="0" relativeHeight="251660288" behindDoc="0" locked="0" layoutInCell="1" allowOverlap="1" wp14:anchorId="1DB04DF8" wp14:editId="10EBFB3C">
                 <wp:simplePos x="0" y="0"/>
                 <wp:positionH relativeFrom="margin">
                   <wp:align>right</wp:align>
@@ -316,7 +316,7 @@
                                 <w:b/>
                                 <w:sz w:val="14"/>
                                 <w:szCs w:val="14"/>
-                                <w:lang w:val="ru-RU"/>
+                                <w:lang w:val="en-US"/>
                               </w:rPr>
                               <w:t xml:space="preserve"> </w:t>
                             </w:r>
@@ -822,7 +822,7 @@
                           <w:b/>
                           <w:sz w:val="14"/>
                           <w:szCs w:val="14"/>
-                          <w:lang w:val="ru-RU"/>
+                          <w:lang w:val="en-US"/>
                         </w:rPr>
                         <w:t xml:space="preserve"> </w:t>
                       </w:r>
@@ -1074,10 +1074,10 @@
         <mc:AlternateContent>
           <mc:Choice Requires="wps">
             <w:drawing>
-              <wp:anchor distT="0" distB="0" distL="114300" distR="114300" simplePos="0" relativeHeight="251659264" behindDoc="0" locked="0" layoutInCell="1" allowOverlap="1" wp14:anchorId="328FD266" wp14:editId="1F4C3E0A">
+              <wp:anchor distT="0" distB="0" distL="114300" distR="114300" simplePos="0" relativeHeight="251659264" behindDoc="0" locked="0" layoutInCell="1" allowOverlap="1" wp14:anchorId="328FD266" wp14:editId="61C32310">
                 <wp:simplePos x="0" y="0"/>
                 <wp:positionH relativeFrom="column">
-                  <wp:posOffset>-257175</wp:posOffset>
+                  <wp:posOffset>-9525</wp:posOffset>
                 </wp:positionH>
                 <wp:positionV relativeFrom="paragraph">
                   <wp:posOffset>-259715</wp:posOffset>
@@ -1187,7 +1187,7 @@
           </mc:Choice>
           <mc:Fallback>
             <w:pict>
-              <v:shape w14:anchorId="328FD266" id="Text Box 4" o:spid="_x0000_s1027" type="#_x0000_t202" style="position:absolute;margin-left:-20.25pt;margin-top:-20.45pt;width:306.75pt;height:129pt;z-index:251659264;visibility:visible;mso-wrap-style:square;mso-width-percent:0;mso-height-percent:0;mso-wrap-distance-left:9pt;mso-wrap-distance-top:0;mso-wrap-distance-right:9pt;mso-wrap-distance-bottom:0;mso-position-horizontal:absolute;mso-position-horizontal-relative:text;mso-position-vertical:absolute;mso-position-vertical-relative:text;mso-width-percent:0;mso-height-percent:0;mso-width-relative:margin;mso-height-relative:margin;v-text-anchor:top" o:gfxdata="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" filled="f" stroked="f">
+              <v:shape w14:anchorId="328FD266" id="Text Box 4" o:spid="_x0000_s1027" type="#_x0000_t202" style="position:absolute;margin-left:-.75pt;margin-top:-20.45pt;width:306.75pt;height:129pt;z-index:251659264;visibility:visible;mso-wrap-style:square;mso-width-percent:0;mso-height-percent:0;mso-wrap-distance-left:9pt;mso-wrap-distance-top:0;mso-wrap-distance-right:9pt;mso-wrap-distance-bottom:0;mso-position-horizontal:absolute;mso-position-horizontal-relative:text;mso-position-vertical:absolute;mso-position-vertical-relative:text;mso-width-percent:0;mso-height-percent:0;mso-width-relative:margin;mso-height-relative:margin;v-text-anchor:top" o:gfxdata="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" filled="f" stroked="f">
                 <v:textbox>
                   <w:txbxContent>
                     <w:p>

--- a/src/templates/template_Purchase_Contract.docx
+++ b/src/templates/template_Purchase_Contract.docx
@@ -1187,7 +1187,11 @@
           </mc:Choice>
           <mc:Fallback>
             <w:pict>
-              <v:shape w14:anchorId="328FD266" id="Text Box 4" o:spid="_x0000_s1027" type="#_x0000_t202" style="position:absolute;margin-left:-.75pt;margin-top:-20.45pt;width:306.75pt;height:129pt;z-index:251659264;visibility:visible;mso-wrap-style:square;mso-width-percent:0;mso-height-percent:0;mso-wrap-distance-left:9pt;mso-wrap-distance-top:0;mso-wrap-distance-right:9pt;mso-wrap-distance-bottom:0;mso-position-horizontal:absolute;mso-position-horizontal-relative:text;mso-position-vertical:absolute;mso-position-vertical-relative:text;mso-width-percent:0;mso-height-percent:0;mso-width-relative:margin;mso-height-relative:margin;v-text-anchor:top" o:gfxdata="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" filled="f" stroked="f">
+              <v:shapetype w14:anchorId="328FD266" id="_x0000_t202" coordsize="21600,21600" o:spt="202" path="m,l,21600r21600,l21600,xe">
+                <v:stroke joinstyle="miter"/>
+                <v:path gradientshapeok="t" o:connecttype="rect"/>
+              </v:shapetype>
+              <v:shape id="Text Box 4" o:spid="_x0000_s1027" type="#_x0000_t202" style="position:absolute;margin-left:-.75pt;margin-top:-20.45pt;width:306.75pt;height:129pt;z-index:251659264;visibility:visible;mso-wrap-style:square;mso-width-percent:0;mso-height-percent:0;mso-wrap-distance-left:9pt;mso-wrap-distance-top:0;mso-wrap-distance-right:9pt;mso-wrap-distance-bottom:0;mso-position-horizontal:absolute;mso-position-horizontal-relative:text;mso-position-vertical:absolute;mso-position-vertical-relative:text;mso-width-percent:0;mso-height-percent:0;mso-width-relative:margin;mso-height-relative:margin;v-text-anchor:top" o:gfxdata="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" filled="f" stroked="f">
                 <v:textbox>
                   <w:txbxContent>
                     <w:p>
@@ -1284,7 +1288,37 @@
           <w:bCs/>
           <w:sz w:val="32"/>
           <w:szCs w:val="32"/>
-          <w:lang w:val="ru-RU"/>
+          <w:lang w:val="en-US"/>
+        </w:rPr>
+      </w:pPr>
+    </w:p>
+    <w:p>
+      <w:pPr>
+        <w:widowControl w:val="0"/>
+        <w:autoSpaceDE w:val="0"/>
+        <w:autoSpaceDN w:val="0"/>
+        <w:adjustRightInd w:val="0"/>
+        <w:rPr>
+          <w:b/>
+          <w:bCs/>
+          <w:sz w:val="32"/>
+          <w:szCs w:val="32"/>
+          <w:lang w:val="en-US"/>
+        </w:rPr>
+      </w:pPr>
+    </w:p>
+    <w:p>
+      <w:pPr>
+        <w:widowControl w:val="0"/>
+        <w:autoSpaceDE w:val="0"/>
+        <w:autoSpaceDN w:val="0"/>
+        <w:adjustRightInd w:val="0"/>
+        <w:rPr>
+          <w:b/>
+          <w:bCs/>
+          <w:sz w:val="32"/>
+          <w:szCs w:val="32"/>
+          <w:lang w:val="en-US"/>
         </w:rPr>
       </w:pPr>
     </w:p>
@@ -1389,8 +1423,6 @@
             </w:pPr>
             <w:r>
               <w:rPr>
-                <w:sz w:val="26"/>
-                <w:szCs w:val="26"/>
                 <w:lang w:val="en-US"/>
               </w:rPr>
               <w:t>{</w:t>
@@ -1398,8 +1430,6 @@
             <w:proofErr w:type="spellStart"/>
             <w:r>
               <w:rPr>
-                <w:sz w:val="26"/>
-                <w:szCs w:val="26"/>
                 <w:lang w:val="en-US"/>
               </w:rPr>
               <w:t>Contract__</w:t>
@@ -1407,8 +1437,6 @@
             <w:proofErr w:type="gramStart"/>
             <w:r>
               <w:rPr>
-                <w:sz w:val="26"/>
-                <w:szCs w:val="26"/>
                 <w:lang w:val="en-US"/>
               </w:rPr>
               <w:t>c.Contract</w:t>
@@ -1416,8 +1444,6 @@
             <w:proofErr w:type="gramEnd"/>
             <w:r>
               <w:rPr>
-                <w:sz w:val="26"/>
-                <w:szCs w:val="26"/>
                 <w:lang w:val="en-US"/>
               </w:rPr>
               <w:t>_Date__c</w:t>
@@ -1425,8 +1451,6 @@
             <w:proofErr w:type="spellEnd"/>
             <w:r>
               <w:rPr>
-                <w:sz w:val="26"/>
-                <w:szCs w:val="26"/>
                 <w:lang w:val="en-US"/>
               </w:rPr>
               <w:t>}</w:t>
@@ -1455,16 +1479,12 @@
             <w:pPr>
               <w:rPr>
                 <w:bCs/>
-                <w:sz w:val="26"/>
-                <w:szCs w:val="26"/>
                 <w:lang w:val="en-US"/>
               </w:rPr>
             </w:pPr>
             <w:r>
               <w:rPr>
                 <w:bCs/>
-                <w:sz w:val="26"/>
-                <w:szCs w:val="26"/>
                 <w:lang w:val="en-US"/>
               </w:rPr>
               <w:t>{Contract__</w:t>
@@ -1474,8 +1494,6 @@
             <w:r>
               <w:rPr>
                 <w:bCs/>
-                <w:sz w:val="26"/>
-                <w:szCs w:val="26"/>
                 <w:lang w:val="en-US"/>
               </w:rPr>
               <w:t>c.Name</w:t>
@@ -1485,8 +1503,6 @@
             <w:r>
               <w:rPr>
                 <w:bCs/>
-                <w:sz w:val="26"/>
-                <w:szCs w:val="26"/>
                 <w:lang w:val="en-US"/>
               </w:rPr>
               <w:t>}</w:t>
